--- a/Documentacion/Final/PR-004.docx
+++ b/Documentacion/Final/PR-004.docx
@@ -298,7 +298,17 @@
         <w:t xml:space="preserve"> scripts:</w:t>
       </w:r>
       <w:r>
-        <w:t xml:space="preserve"> Script patch_unattend.sh ubicado en /</w:t>
+        <w:t xml:space="preserve"> Script </w:t>
+      </w:r>
+      <w:r>
+        <w:rPr>
+          <w:b/>
+          <w:bCs/>
+        </w:rPr>
+        <w:t>patch_unattend.sh</w:t>
+      </w:r>
+      <w:r>
+        <w:t xml:space="preserve"> ubicado en /</w:t>
       </w:r>
       <w:proofErr w:type="spellStart"/>
       <w:r>
@@ -319,12 +329,26 @@
       <w:proofErr w:type="spellStart"/>
       <w:proofErr w:type="gramStart"/>
       <w:r>
+        <w:rPr>
+          <w:b/>
+          <w:bCs/>
+        </w:rPr>
         <w:t>fog.postdownload</w:t>
       </w:r>
       <w:proofErr w:type="spellEnd"/>
       <w:proofErr w:type="gramEnd"/>
       <w:r>
-        <w:t>. El archivo unattend.xml personalizado debe estar presente en la misma ruta.</w:t>
+        <w:t xml:space="preserve">. El archivo </w:t>
+      </w:r>
+      <w:r>
+        <w:rPr>
+          <w:b/>
+          <w:bCs/>
+        </w:rPr>
+        <w:t>unattend.xml</w:t>
+      </w:r>
+      <w:r>
+        <w:t xml:space="preserve"> personalizado debe estar presente en la misma ruta.</w:t>
       </w:r>
     </w:p>
     <w:p>
@@ -468,7 +492,7 @@
           <w:b/>
           <w:bCs/>
         </w:rPr>
-        <w:t>Pasos de ejecución:</w:t>
+        <w:t>Pasos:</w:t>
       </w:r>
     </w:p>
     <w:p>
@@ -494,7 +518,15 @@
         </w:numPr>
       </w:pPr>
       <w:r>
-        <w:t>Crear grupo</w:t>
+        <w:t xml:space="preserve">Desde la interfaz web de FOG, acceder al grupo </w:t>
+      </w:r>
+      <w:proofErr w:type="spellStart"/>
+      <w:r>
+        <w:t>multicast_externo</w:t>
+      </w:r>
+      <w:proofErr w:type="spellEnd"/>
+      <w:r>
+        <w:t>.</w:t>
       </w:r>
     </w:p>
     <w:p>
@@ -505,15 +537,23 @@
         </w:numPr>
       </w:pPr>
       <w:r>
-        <w:t xml:space="preserve">Desde la interfaz web de FOG, acceder al grupo </w:t>
-      </w:r>
-      <w:proofErr w:type="spellStart"/>
-      <w:r>
-        <w:t>multicast_externo</w:t>
-      </w:r>
-      <w:proofErr w:type="spellEnd"/>
-      <w:r>
-        <w:t>.</w:t>
+        <w:t>Verificar en "</w:t>
+      </w:r>
+      <w:proofErr w:type="spellStart"/>
+      <w:r>
+        <w:t>Image</w:t>
+      </w:r>
+      <w:proofErr w:type="spellEnd"/>
+      <w:r>
+        <w:t xml:space="preserve"> </w:t>
+      </w:r>
+      <w:proofErr w:type="spellStart"/>
+      <w:r>
+        <w:t>Association</w:t>
+      </w:r>
+      <w:proofErr w:type="spellEnd"/>
+      <w:r>
+        <w:t>" que la imagen de Windows 11 está correctamente vinculada.</w:t>
       </w:r>
     </w:p>
     <w:p>
@@ -524,23 +564,64 @@
         </w:numPr>
       </w:pPr>
       <w:r>
-        <w:t>Verificar en "</w:t>
-      </w:r>
-      <w:proofErr w:type="spellStart"/>
-      <w:r>
-        <w:t>Image</w:t>
-      </w:r>
-      <w:proofErr w:type="spellEnd"/>
-      <w:r>
-        <w:t xml:space="preserve"> </w:t>
-      </w:r>
-      <w:proofErr w:type="spellStart"/>
-      <w:r>
-        <w:t>Association</w:t>
-      </w:r>
-      <w:proofErr w:type="spellEnd"/>
-      <w:r>
-        <w:t>" que la imagen de Windows 11 está correctamente vinculada.</w:t>
+        <w:t>Añadir</w:t>
+      </w:r>
+      <w:r>
+        <w:t xml:space="preserve"> en la pestaña "</w:t>
+      </w:r>
+      <w:proofErr w:type="spellStart"/>
+      <w:r>
+        <w:rPr>
+          <w:b/>
+          <w:bCs/>
+        </w:rPr>
+        <w:t>Snapins</w:t>
+      </w:r>
+      <w:proofErr w:type="spellEnd"/>
+      <w:r>
+        <w:t xml:space="preserve">" </w:t>
+      </w:r>
+      <w:r>
+        <w:t xml:space="preserve">de la sección del grupo, aquellos </w:t>
+      </w:r>
+      <w:proofErr w:type="spellStart"/>
+      <w:r>
+        <w:t>snapins</w:t>
+      </w:r>
+      <w:proofErr w:type="spellEnd"/>
+      <w:r>
+        <w:t xml:space="preserve"> que se quieran vincular al grupo.</w:t>
+      </w:r>
+    </w:p>
+    <w:p>
+      <w:pPr>
+        <w:numPr>
+          <w:ilvl w:val="0"/>
+          <w:numId w:val="7"/>
+        </w:numPr>
+      </w:pPr>
+      <w:r>
+        <w:rPr>
+          <w:b/>
+          <w:bCs/>
+        </w:rPr>
+        <w:t xml:space="preserve">Inicio de la tarea </w:t>
+      </w:r>
+      <w:proofErr w:type="spellStart"/>
+      <w:r>
+        <w:rPr>
+          <w:b/>
+          <w:bCs/>
+        </w:rPr>
+        <w:t>Multicast</w:t>
+      </w:r>
+      <w:proofErr w:type="spellEnd"/>
+      <w:r>
+        <w:rPr>
+          <w:b/>
+          <w:bCs/>
+        </w:rPr>
+        <w:t>:</w:t>
       </w:r>
     </w:p>
     <w:p>
@@ -551,31 +632,40 @@
         </w:numPr>
       </w:pPr>
       <w:r>
-        <w:t>Verificar en la pestaña "</w:t>
-      </w:r>
-      <w:proofErr w:type="spellStart"/>
-      <w:r>
-        <w:t>Snapins</w:t>
-      </w:r>
-      <w:proofErr w:type="spellEnd"/>
-      <w:r>
-        <w:t xml:space="preserve">" que los </w:t>
-      </w:r>
-      <w:proofErr w:type="spellStart"/>
-      <w:r>
-        <w:t>snapins</w:t>
-      </w:r>
-      <w:proofErr w:type="spellEnd"/>
-      <w:r>
-        <w:t xml:space="preserve"> (</w:t>
-      </w:r>
-      <w:proofErr w:type="spellStart"/>
-      <w:r>
-        <w:t>Chocolatey</w:t>
-      </w:r>
-      <w:proofErr w:type="spellEnd"/>
-      <w:r>
-        <w:t>, Notepad++, Validación) están añadidos al grupo o a los hosts miembros.</w:t>
+        <w:t xml:space="preserve">En el grupo, navegar a Basic </w:t>
+      </w:r>
+      <w:proofErr w:type="spellStart"/>
+      <w:r>
+        <w:t>Tasks</w:t>
+      </w:r>
+      <w:proofErr w:type="spellEnd"/>
+      <w:r>
+        <w:t xml:space="preserve"> </w:t>
+      </w:r>
+      <w:r>
+        <w:sym w:font="Wingdings" w:char="F0E0"/>
+      </w:r>
+      <w:proofErr w:type="spellStart"/>
+      <w:r>
+        <w:t>Multicast</w:t>
+      </w:r>
+      <w:proofErr w:type="spellEnd"/>
+      <w:r>
+        <w:t>.</w:t>
+      </w:r>
+    </w:p>
+    <w:p>
+      <w:pPr>
+        <w:numPr>
+          <w:ilvl w:val="1"/>
+          <w:numId w:val="7"/>
+        </w:numPr>
+      </w:pPr>
+      <w:r>
+        <w:t xml:space="preserve">Configurar la tarea </w:t>
+      </w:r>
+      <w:r>
+        <w:t>y activarla.</w:t>
       </w:r>
     </w:p>
     <w:p>
@@ -590,23 +680,7 @@
           <w:b/>
           <w:bCs/>
         </w:rPr>
-        <w:t xml:space="preserve">Inicio de la tarea </w:t>
-      </w:r>
-      <w:proofErr w:type="spellStart"/>
-      <w:r>
-        <w:rPr>
-          <w:b/>
-          <w:bCs/>
-        </w:rPr>
-        <w:t>Multicast</w:t>
-      </w:r>
-      <w:proofErr w:type="spellEnd"/>
-      <w:r>
-        <w:rPr>
-          <w:b/>
-          <w:bCs/>
-        </w:rPr>
-        <w:t>:</w:t>
+        <w:t>Arranque y unión de los clientes:</w:t>
       </w:r>
     </w:p>
     <w:p>
@@ -617,31 +691,23 @@
         </w:numPr>
       </w:pPr>
       <w:r>
-        <w:t xml:space="preserve">En el grupo, navegar a Basic </w:t>
-      </w:r>
-      <w:proofErr w:type="spellStart"/>
-      <w:r>
-        <w:t>Tasks</w:t>
-      </w:r>
-      <w:proofErr w:type="spellEnd"/>
-      <w:r>
-        <w:t xml:space="preserve"> → </w:t>
-      </w:r>
-      <w:proofErr w:type="spellStart"/>
-      <w:r>
-        <w:t>Deploy</w:t>
-      </w:r>
-      <w:proofErr w:type="spellEnd"/>
-      <w:r>
-        <w:t xml:space="preserve"> </w:t>
-      </w:r>
-      <w:proofErr w:type="spellStart"/>
-      <w:r>
-        <w:t>Multicast</w:t>
-      </w:r>
-      <w:proofErr w:type="spellEnd"/>
-      <w:r>
-        <w:t>.</w:t>
+        <w:t>Encender los equipos clientes (</w:t>
+      </w:r>
+      <w:r>
+        <w:t xml:space="preserve">en una situación real se pude </w:t>
+      </w:r>
+      <w:r>
+        <w:t xml:space="preserve">enviar WOL mediante </w:t>
+      </w:r>
+      <w:r>
+        <w:rPr>
+          <w:b/>
+          <w:bCs/>
+        </w:rPr>
+        <w:t>fog-wakeup-mikrotik.sh</w:t>
+      </w:r>
+      <w:r>
+        <w:t>).</w:t>
       </w:r>
     </w:p>
     <w:p>
@@ -652,15 +718,15 @@
         </w:numPr>
       </w:pPr>
       <w:r>
-        <w:t xml:space="preserve">Configurar la tarea (ej. Schedule </w:t>
-      </w:r>
-      <w:proofErr w:type="spellStart"/>
-      <w:r>
-        <w:t>Instant</w:t>
-      </w:r>
-      <w:proofErr w:type="spellEnd"/>
-      <w:r>
-        <w:t xml:space="preserve">). El servidor crea una sesión </w:t>
+        <w:t>Los clientes arrancan por PXE, obtienen IP de sus respectivas subredes mediante DHCP-</w:t>
+      </w:r>
+      <w:proofErr w:type="spellStart"/>
+      <w:r>
+        <w:t>Relay</w:t>
+      </w:r>
+      <w:proofErr w:type="spellEnd"/>
+      <w:r>
+        <w:t xml:space="preserve">, y se unen a la sesión </w:t>
       </w:r>
       <w:proofErr w:type="spellStart"/>
       <w:r>
@@ -668,7 +734,7 @@
       </w:r>
       <w:proofErr w:type="spellEnd"/>
       <w:r>
-        <w:t xml:space="preserve"> (ej. grupo 233.254.7.5).</w:t>
+        <w:t xml:space="preserve"> del servidor FOG.</w:t>
       </w:r>
     </w:p>
     <w:p>
@@ -683,7 +749,23 @@
           <w:b/>
           <w:bCs/>
         </w:rPr>
-        <w:t>Arranque y unión de los clientes:</w:t>
+        <w:t xml:space="preserve">Fase de despliegue </w:t>
+      </w:r>
+      <w:proofErr w:type="spellStart"/>
+      <w:r>
+        <w:rPr>
+          <w:b/>
+          <w:bCs/>
+        </w:rPr>
+        <w:t>Multicast</w:t>
+      </w:r>
+      <w:proofErr w:type="spellEnd"/>
+      <w:r>
+        <w:rPr>
+          <w:b/>
+          <w:bCs/>
+        </w:rPr>
+        <w:t>:</w:t>
       </w:r>
     </w:p>
     <w:p>
@@ -694,7 +776,46 @@
         </w:numPr>
       </w:pPr>
       <w:r>
-        <w:t>Encender los equipos clientes (o enviar WOL mediante fog-wakeup-mikrotik.sh).</w:t>
+        <w:t xml:space="preserve">Una vez que todos los clientes se han unido (o vence el UDPCAST MAXWAIT), comienza la transmisión de la imagen vía </w:t>
+      </w:r>
+      <w:proofErr w:type="spellStart"/>
+      <w:r>
+        <w:t>UDPcast</w:t>
+      </w:r>
+      <w:proofErr w:type="spellEnd"/>
+      <w:r>
+        <w:t>.</w:t>
+      </w:r>
+    </w:p>
+    <w:p>
+      <w:pPr>
+        <w:numPr>
+          <w:ilvl w:val="0"/>
+          <w:numId w:val="7"/>
+        </w:numPr>
+      </w:pPr>
+      <w:r>
+        <w:rPr>
+          <w:b/>
+          <w:bCs/>
+        </w:rPr>
+        <w:t xml:space="preserve">Fase </w:t>
+      </w:r>
+      <w:proofErr w:type="spellStart"/>
+      <w:r>
+        <w:rPr>
+          <w:b/>
+          <w:bCs/>
+        </w:rPr>
+        <w:t>Postdownload</w:t>
+      </w:r>
+      <w:proofErr w:type="spellEnd"/>
+      <w:r>
+        <w:rPr>
+          <w:b/>
+          <w:bCs/>
+        </w:rPr>
+        <w:t xml:space="preserve"> (ejecución en FOS - Linux):</w:t>
       </w:r>
     </w:p>
     <w:p>
@@ -705,23 +826,134 @@
         </w:numPr>
       </w:pPr>
       <w:r>
-        <w:t>Los clientes arrancan por PXE, obtienen IP de sus respectivas subredes mediante DHCP-</w:t>
-      </w:r>
-      <w:proofErr w:type="spellStart"/>
-      <w:r>
-        <w:t>Relay</w:t>
-      </w:r>
-      <w:proofErr w:type="spellEnd"/>
-      <w:r>
-        <w:t xml:space="preserve">, y se unen a la sesión </w:t>
-      </w:r>
-      <w:proofErr w:type="spellStart"/>
-      <w:r>
-        <w:t>multicast</w:t>
-      </w:r>
-      <w:proofErr w:type="spellEnd"/>
-      <w:r>
-        <w:t xml:space="preserve"> del servidor FOG.</w:t>
+        <w:t xml:space="preserve">Al finalizar el volcado de la imagen, cada cliente ejecuta localmente el script </w:t>
+      </w:r>
+      <w:r>
+        <w:rPr>
+          <w:b/>
+          <w:bCs/>
+        </w:rPr>
+        <w:t>patch_unattend.sh</w:t>
+      </w:r>
+      <w:r>
+        <w:t>.</w:t>
+      </w:r>
+    </w:p>
+    <w:p>
+      <w:pPr>
+        <w:numPr>
+          <w:ilvl w:val="1"/>
+          <w:numId w:val="7"/>
+        </w:numPr>
+      </w:pPr>
+      <w:r>
+        <w:t xml:space="preserve">El script </w:t>
+      </w:r>
+      <w:r>
+        <w:t xml:space="preserve">detecta aquella partición que tiene una instalación de Windows, lo </w:t>
+      </w:r>
+      <w:r>
+        <w:t xml:space="preserve">monta </w:t>
+      </w:r>
+      <w:r>
+        <w:rPr>
+          <w:b/>
+          <w:bCs/>
+        </w:rPr>
+        <w:t>e</w:t>
+      </w:r>
+      <w:r>
+        <w:rPr>
+          <w:b/>
+          <w:bCs/>
+        </w:rPr>
+        <w:t xml:space="preserve"> inyecta el archivo unattend.xml en C:\Windows\Panther</w:t>
+      </w:r>
+      <w:r>
+        <w:t>\.</w:t>
+      </w:r>
+    </w:p>
+    <w:p>
+      <w:pPr>
+        <w:numPr>
+          <w:ilvl w:val="1"/>
+          <w:numId w:val="7"/>
+        </w:numPr>
+      </w:pPr>
+      <w:r>
+        <w:t xml:space="preserve">Dentro de unattend.xml, </w:t>
+      </w:r>
+      <w:r>
+        <w:rPr>
+          <w:b/>
+          <w:bCs/>
+        </w:rPr>
+        <w:t>se personaliza la etiqueta &lt;</w:t>
+      </w:r>
+      <w:proofErr w:type="spellStart"/>
+      <w:r>
+        <w:rPr>
+          <w:b/>
+          <w:bCs/>
+        </w:rPr>
+        <w:t>ComputerName</w:t>
+      </w:r>
+      <w:proofErr w:type="spellEnd"/>
+      <w:r>
+        <w:rPr>
+          <w:b/>
+          <w:bCs/>
+        </w:rPr>
+        <w:t>&gt; con el $</w:t>
+      </w:r>
+      <w:proofErr w:type="spellStart"/>
+      <w:r>
+        <w:rPr>
+          <w:b/>
+          <w:bCs/>
+        </w:rPr>
+        <w:t>hostname</w:t>
+      </w:r>
+      <w:proofErr w:type="spellEnd"/>
+      <w:r>
+        <w:t xml:space="preserve"> que cada equipo tiene registrado en la base de datos de FOG.</w:t>
+      </w:r>
+    </w:p>
+    <w:p>
+      <w:pPr>
+        <w:numPr>
+          <w:ilvl w:val="1"/>
+          <w:numId w:val="7"/>
+        </w:numPr>
+      </w:pPr>
+      <w:r>
+        <w:t xml:space="preserve">Se configuran </w:t>
+      </w:r>
+      <w:r>
+        <w:rPr>
+          <w:b/>
+          <w:bCs/>
+        </w:rPr>
+        <w:t>cuentas de usuario</w:t>
+      </w:r>
+      <w:r>
+        <w:t xml:space="preserve"> (</w:t>
+      </w:r>
+      <w:proofErr w:type="spellStart"/>
+      <w:r>
+        <w:t>Alumno_ASIR</w:t>
+      </w:r>
+      <w:proofErr w:type="spellEnd"/>
+      <w:r>
+        <w:t xml:space="preserve">, </w:t>
+      </w:r>
+      <w:proofErr w:type="spellStart"/>
+      <w:r>
+        <w:t>Alumno_DAM</w:t>
+      </w:r>
+      <w:proofErr w:type="spellEnd"/>
+      <w:r>
+        <w:t>).</w:t>
       </w:r>
     </w:p>
     <w:p>
@@ -736,23 +968,8 @@
           <w:b/>
           <w:bCs/>
         </w:rPr>
-        <w:t xml:space="preserve">Fase de despliegue </w:t>
-      </w:r>
-      <w:proofErr w:type="spellStart"/>
-      <w:r>
-        <w:rPr>
-          <w:b/>
-          <w:bCs/>
-        </w:rPr>
-        <w:t>Multicast</w:t>
-      </w:r>
-      <w:proofErr w:type="spellEnd"/>
-      <w:r>
-        <w:rPr>
-          <w:b/>
-          <w:bCs/>
-        </w:rPr>
-        <w:t>:</w:t>
+        <w:lastRenderedPageBreak/>
+        <w:t>Primer arranque de Windows (OOBE automatizado):</w:t>
       </w:r>
     </w:p>
     <w:p>
@@ -763,15 +980,7 @@
         </w:numPr>
       </w:pPr>
       <w:r>
-        <w:t xml:space="preserve">Una vez que todos los clientes se han unido (o vence el UDPCAST MAXWAIT), comienza la transmisión de la imagen vía </w:t>
-      </w:r>
-      <w:proofErr w:type="spellStart"/>
-      <w:r>
-        <w:t>UDPcast</w:t>
-      </w:r>
-      <w:proofErr w:type="spellEnd"/>
-      <w:r>
-        <w:t>.</w:t>
+        <w:t>Los equipos se reinician y arrancan el nuevo sistema operativo.</w:t>
       </w:r>
     </w:p>
     <w:p>
@@ -782,7 +991,74 @@
         </w:numPr>
       </w:pPr>
       <w:r>
-        <w:t>En la web de FOG se monitoriza el progreso de todos los clientes simultáneamente.</w:t>
+        <w:t>Windows procesa el archivo unattend.xml inyectado.</w:t>
+      </w:r>
+    </w:p>
+    <w:p>
+      <w:pPr>
+        <w:numPr>
+          <w:ilvl w:val="1"/>
+          <w:numId w:val="7"/>
+        </w:numPr>
+      </w:pPr>
+      <w:r>
+        <w:rPr>
+          <w:b/>
+          <w:bCs/>
+        </w:rPr>
+        <w:t>Resultados visibles:</w:t>
+      </w:r>
+    </w:p>
+    <w:p>
+      <w:pPr>
+        <w:numPr>
+          <w:ilvl w:val="2"/>
+          <w:numId w:val="7"/>
+        </w:numPr>
+        <w:ind w:left="2154" w:hanging="357"/>
+      </w:pPr>
+      <w:r>
+        <w:t>El proceso OOBE es completamente silencioso (sin preguntas de región, red o cuenta Microsoft).</w:t>
+      </w:r>
+    </w:p>
+    <w:p>
+      <w:pPr>
+        <w:numPr>
+          <w:ilvl w:val="2"/>
+          <w:numId w:val="7"/>
+        </w:numPr>
+        <w:ind w:left="2154" w:hanging="357"/>
+      </w:pPr>
+      <w:r>
+        <w:t xml:space="preserve">Inicio de sesión automático en la cuenta </w:t>
+      </w:r>
+      <w:proofErr w:type="spellStart"/>
+      <w:r>
+        <w:t>Alumno_ASIR</w:t>
+      </w:r>
+      <w:proofErr w:type="spellEnd"/>
+      <w:r>
+        <w:t>.</w:t>
+      </w:r>
+    </w:p>
+    <w:p>
+      <w:pPr>
+        <w:numPr>
+          <w:ilvl w:val="2"/>
+          <w:numId w:val="7"/>
+        </w:numPr>
+        <w:ind w:left="2154" w:hanging="357"/>
+      </w:pPr>
+      <w:r>
+        <w:t>Se ejecuta la sección &lt;</w:t>
+      </w:r>
+      <w:proofErr w:type="spellStart"/>
+      <w:r>
+        <w:t>FirstLogonCommands</w:t>
+      </w:r>
+      <w:proofErr w:type="spellEnd"/>
+      <w:r>
+        <w:t>&gt;, que instala y arranca el FOG Client.</w:t>
       </w:r>
     </w:p>
     <w:p>
@@ -805,15 +1081,15 @@
           <w:b/>
           <w:bCs/>
         </w:rPr>
-        <w:t>Postdownload</w:t>
-      </w:r>
-      <w:proofErr w:type="spellEnd"/>
-      <w:r>
-        <w:rPr>
-          <w:b/>
-          <w:bCs/>
-        </w:rPr>
-        <w:t xml:space="preserve"> (ejecución en FOS - Linux):</w:t>
+        <w:t>Snapins</w:t>
+      </w:r>
+      <w:proofErr w:type="spellEnd"/>
+      <w:r>
+        <w:rPr>
+          <w:b/>
+          <w:bCs/>
+        </w:rPr>
+        <w:t xml:space="preserve"> (ejecución vía FOG Client en Windows):</w:t>
       </w:r>
     </w:p>
     <w:p>
@@ -824,7 +1100,7 @@
         </w:numPr>
       </w:pPr>
       <w:r>
-        <w:t>Al finalizar el volcado de la imagen, cada cliente ejecuta localmente el script patch_unattend.sh.</w:t>
+        <w:t>El FOG Client recién instalado se registra en el servidor.</w:t>
       </w:r>
     </w:p>
     <w:p>
@@ -835,8 +1111,15 @@
         </w:numPr>
       </w:pPr>
       <w:r>
-        <w:lastRenderedPageBreak/>
-        <w:t>El script monta la partición NTFS del disco recién escrito e inyecta el archivo unattend.xml en C:\Windows\Panther\.</w:t>
+        <w:t xml:space="preserve">El servidor le indica que tiene tareas </w:t>
+      </w:r>
+      <w:proofErr w:type="spellStart"/>
+      <w:r>
+        <w:t>Snapins</w:t>
+      </w:r>
+      <w:proofErr w:type="spellEnd"/>
+      <w:r>
+        <w:t xml:space="preserve"> pendientes (asociadas al grupo).</w:t>
       </w:r>
     </w:p>
     <w:p>
@@ -847,23 +1130,32 @@
         </w:numPr>
       </w:pPr>
       <w:r>
-        <w:t>Dentro de unattend.xml, se personaliza la etiqueta &lt;</w:t>
-      </w:r>
-      <w:proofErr w:type="spellStart"/>
-      <w:r>
-        <w:t>ComputerName</w:t>
-      </w:r>
-      <w:proofErr w:type="spellEnd"/>
-      <w:r>
-        <w:t>&gt; con el $</w:t>
-      </w:r>
-      <w:proofErr w:type="spellStart"/>
-      <w:r>
-        <w:t>hostname</w:t>
-      </w:r>
-      <w:proofErr w:type="spellEnd"/>
-      <w:r>
-        <w:t xml:space="preserve"> que cada equipo tiene registrado en la base de datos de FOG.</w:t>
+        <w:t xml:space="preserve">El cliente descarga y ejecuta los </w:t>
+      </w:r>
+      <w:proofErr w:type="spellStart"/>
+      <w:r>
+        <w:t>snapins</w:t>
+      </w:r>
+      <w:proofErr w:type="spellEnd"/>
+      <w:r>
+        <w:t xml:space="preserve"> en el orden definido</w:t>
+      </w:r>
+      <w:r>
+        <w:t xml:space="preserve"> (</w:t>
+      </w:r>
+      <w:proofErr w:type="spellStart"/>
+      <w:r>
+        <w:t>Chocolatey</w:t>
+      </w:r>
+      <w:proofErr w:type="spellEnd"/>
+      <w:r>
+        <w:t xml:space="preserve"> </w:t>
+      </w:r>
+      <w:r>
+        <w:sym w:font="Wingdings" w:char="F0E0"/>
+      </w:r>
+      <w:r>
+        <w:t xml:space="preserve"> Notepad++, 7zip, VLC. Luego activación de Windows y Office).</w:t>
       </w:r>
     </w:p>
     <w:p>
@@ -874,23 +1166,34 @@
         </w:numPr>
       </w:pPr>
       <w:r>
-        <w:t>Se configuran cuentas de usuario (</w:t>
-      </w:r>
-      <w:proofErr w:type="spellStart"/>
-      <w:r>
-        <w:t>Alumno_ASIR</w:t>
-      </w:r>
-      <w:proofErr w:type="spellEnd"/>
-      <w:r>
-        <w:t xml:space="preserve">, </w:t>
-      </w:r>
-      <w:proofErr w:type="spellStart"/>
-      <w:r>
-        <w:t>Alumno_DAM</w:t>
-      </w:r>
-      <w:proofErr w:type="spellEnd"/>
-      <w:r>
-        <w:t>).</w:t>
+        <w:t>La instalación de software es silenciosa y se crea</w:t>
+      </w:r>
+      <w:r>
+        <w:t>n</w:t>
+      </w:r>
+      <w:r>
+        <w:t xml:space="preserve"> </w:t>
+      </w:r>
+      <w:r>
+        <w:t>los</w:t>
+      </w:r>
+      <w:r>
+        <w:t xml:space="preserve"> acceso</w:t>
+      </w:r>
+      <w:r>
+        <w:t>s</w:t>
+      </w:r>
+      <w:r>
+        <w:t xml:space="preserve"> directo</w:t>
+      </w:r>
+      <w:r>
+        <w:t>s</w:t>
+      </w:r>
+      <w:r>
+        <w:t xml:space="preserve"> en el escritori</w:t>
+      </w:r>
+      <w:r>
+        <w:t>o.</w:t>
       </w:r>
     </w:p>
     <w:p>
@@ -905,7 +1208,7 @@
           <w:b/>
           <w:bCs/>
         </w:rPr>
-        <w:t>Primer arranque de Windows (OOBE automatizado):</w:t>
+        <w:t>Validación final:</w:t>
       </w:r>
     </w:p>
     <w:p>
@@ -916,33 +1219,7 @@
         </w:numPr>
       </w:pPr>
       <w:r>
-        <w:t>Los equipos se reinician y arrancan el nuevo sistema operativo.</w:t>
-      </w:r>
-    </w:p>
-    <w:p>
-      <w:pPr>
-        <w:numPr>
-          <w:ilvl w:val="1"/>
-          <w:numId w:val="7"/>
-        </w:numPr>
-      </w:pPr>
-      <w:r>
-        <w:t>Windows procesa el archivo unattend.xml inyectado.</w:t>
-      </w:r>
-    </w:p>
-    <w:p>
-      <w:pPr>
-        <w:numPr>
-          <w:ilvl w:val="1"/>
-          <w:numId w:val="7"/>
-        </w:numPr>
-      </w:pPr>
-      <w:r>
-        <w:rPr>
-          <w:b/>
-          <w:bCs/>
-        </w:rPr>
-        <w:t>Resultados visibles:</w:t>
+        <w:t>Verificar en cada equipo:</w:t>
       </w:r>
     </w:p>
     <w:p>
@@ -953,7 +1230,7 @@
         </w:numPr>
       </w:pPr>
       <w:r>
-        <w:t>El proceso OOBE es completamente silencioso (sin preguntas de región, red o cuenta Microsoft).</w:t>
+        <w:t>FOG Client está activo.</w:t>
       </w:r>
     </w:p>
     <w:p>
@@ -964,15 +1241,15 @@
         </w:numPr>
       </w:pPr>
       <w:r>
-        <w:t xml:space="preserve">Inicio de sesión automático en la cuenta </w:t>
-      </w:r>
-      <w:proofErr w:type="spellStart"/>
-      <w:r>
-        <w:t>Alumno_ASIR</w:t>
-      </w:r>
-      <w:proofErr w:type="spellEnd"/>
-      <w:r>
-        <w:t>.</w:t>
+        <w:t xml:space="preserve">Se instalan </w:t>
+      </w:r>
+      <w:proofErr w:type="spellStart"/>
+      <w:r>
+        <w:t>Chocolatey</w:t>
+      </w:r>
+      <w:proofErr w:type="spellEnd"/>
+      <w:r>
+        <w:t xml:space="preserve"> y el resto de software.</w:t>
       </w:r>
     </w:p>
     <w:p>
@@ -983,140 +1260,7 @@
         </w:numPr>
       </w:pPr>
       <w:r>
-        <w:t>Se ejecuta la sección &lt;</w:t>
-      </w:r>
-      <w:proofErr w:type="spellStart"/>
-      <w:r>
-        <w:t>FirstLogonCommands</w:t>
-      </w:r>
-      <w:proofErr w:type="spellEnd"/>
-      <w:r>
-        <w:t>&gt;, que instala y arranca el FOG Client.</w:t>
-      </w:r>
-    </w:p>
-    <w:p>
-      <w:pPr>
-        <w:numPr>
-          <w:ilvl w:val="0"/>
-          <w:numId w:val="7"/>
-        </w:numPr>
-      </w:pPr>
-      <w:r>
-        <w:rPr>
-          <w:b/>
-          <w:bCs/>
-        </w:rPr>
-        <w:t xml:space="preserve">Fase </w:t>
-      </w:r>
-      <w:proofErr w:type="spellStart"/>
-      <w:r>
-        <w:rPr>
-          <w:b/>
-          <w:bCs/>
-        </w:rPr>
-        <w:t>Snapins</w:t>
-      </w:r>
-      <w:proofErr w:type="spellEnd"/>
-      <w:r>
-        <w:rPr>
-          <w:b/>
-          <w:bCs/>
-        </w:rPr>
-        <w:t xml:space="preserve"> (ejecución vía FOG Client en Windows):</w:t>
-      </w:r>
-    </w:p>
-    <w:p>
-      <w:pPr>
-        <w:numPr>
-          <w:ilvl w:val="1"/>
-          <w:numId w:val="7"/>
-        </w:numPr>
-      </w:pPr>
-      <w:r>
-        <w:t>El FOG Client recién instalado se registra en el servidor.</w:t>
-      </w:r>
-    </w:p>
-    <w:p>
-      <w:pPr>
-        <w:numPr>
-          <w:ilvl w:val="1"/>
-          <w:numId w:val="7"/>
-        </w:numPr>
-      </w:pPr>
-      <w:r>
-        <w:t xml:space="preserve">El servidor le indica que tiene tareas </w:t>
-      </w:r>
-      <w:proofErr w:type="spellStart"/>
-      <w:r>
-        <w:t>Snapins</w:t>
-      </w:r>
-      <w:proofErr w:type="spellEnd"/>
-      <w:r>
-        <w:t xml:space="preserve"> pendientes (asociadas al grupo).</w:t>
-      </w:r>
-    </w:p>
-    <w:p>
-      <w:pPr>
-        <w:numPr>
-          <w:ilvl w:val="1"/>
-          <w:numId w:val="7"/>
-        </w:numPr>
-      </w:pPr>
-      <w:r>
-        <w:t xml:space="preserve">El cliente descarga y ejecuta los </w:t>
-      </w:r>
-      <w:proofErr w:type="spellStart"/>
-      <w:r>
-        <w:t>snapins</w:t>
-      </w:r>
-      <w:proofErr w:type="spellEnd"/>
-      <w:r>
-        <w:t xml:space="preserve"> en el orden definido (ej. primero Chocolatey, luego Notepad++, luego Validación).</w:t>
-      </w:r>
-    </w:p>
-    <w:p>
-      <w:pPr>
-        <w:numPr>
-          <w:ilvl w:val="1"/>
-          <w:numId w:val="7"/>
-        </w:numPr>
-      </w:pPr>
-      <w:r>
-        <w:t xml:space="preserve">La instalación de software es silenciosa (Notepad++ se instala sin </w:t>
-      </w:r>
-      <w:proofErr w:type="spellStart"/>
-      <w:r>
-        <w:t>prompts</w:t>
-      </w:r>
-      <w:proofErr w:type="spellEnd"/>
-      <w:r>
-        <w:t>) y se crea el acceso directo en el escritorio público.</w:t>
-      </w:r>
-    </w:p>
-    <w:p>
-      <w:pPr>
-        <w:numPr>
-          <w:ilvl w:val="0"/>
-          <w:numId w:val="7"/>
-        </w:numPr>
-      </w:pPr>
-      <w:r>
-        <w:rPr>
-          <w:b/>
-          <w:bCs/>
-        </w:rPr>
-        <w:t>Validación final:</w:t>
-      </w:r>
-    </w:p>
-    <w:p>
-      <w:pPr>
-        <w:numPr>
-          <w:ilvl w:val="1"/>
-          <w:numId w:val="7"/>
-        </w:numPr>
-      </w:pPr>
-      <w:r>
-        <w:t>Verificar en cada equipo:</w:t>
+        <w:t>Se validan Windows y Office.</w:t>
       </w:r>
     </w:p>
     <w:p>
@@ -1127,57 +1271,30 @@
         </w:numPr>
       </w:pPr>
       <w:r>
-        <w:t>El nombre del equipo coincide con el registrado en FOG.</w:t>
-      </w:r>
-    </w:p>
-    <w:p>
-      <w:pPr>
-        <w:numPr>
-          <w:ilvl w:val="2"/>
-          <w:numId w:val="7"/>
-        </w:numPr>
-      </w:pPr>
-      <w:r>
-        <w:t xml:space="preserve">La cuenta </w:t>
-      </w:r>
-      <w:proofErr w:type="spellStart"/>
-      <w:r>
-        <w:t>Alumno_ASIR</w:t>
-      </w:r>
-      <w:proofErr w:type="spellEnd"/>
-      <w:r>
-        <w:t xml:space="preserve"> existe y puede iniciar sesión.</w:t>
-      </w:r>
-    </w:p>
-    <w:p>
-      <w:pPr>
-        <w:numPr>
-          <w:ilvl w:val="2"/>
-          <w:numId w:val="7"/>
-        </w:numPr>
-      </w:pPr>
-      <w:r>
-        <w:t>Notepad++ está instalado y tiene acceso directo en el escritorio.</w:t>
-      </w:r>
-    </w:p>
-    <w:p>
-      <w:pPr>
-        <w:numPr>
-          <w:ilvl w:val="2"/>
-          <w:numId w:val="7"/>
-        </w:numPr>
-      </w:pPr>
-      <w:r>
+        <w:t>Cada host tiene su propio nombre, idéntico al que tiene en la base de datos de FOG.</w:t>
+      </w:r>
+    </w:p>
+    <w:p>
+      <w:pPr>
+        <w:rPr>
+          <w:b/>
+          <w:bCs/>
+        </w:rPr>
+        <w:sectPr>
+          <w:pgSz w:w="12240" w:h="15840"/>
+          <w:pgMar w:top="1440" w:right="1440" w:bottom="1440" w:left="1440" w:header="708" w:footer="708" w:gutter="0"/>
+          <w:cols w:space="708"/>
+          <w:docGrid w:linePitch="360"/>
+        </w:sectPr>
+      </w:pPr>
+    </w:p>
+    <w:p>
+      <w:r>
+        <w:rPr>
+          <w:b/>
+          <w:bCs/>
+        </w:rPr>
         <w:lastRenderedPageBreak/>
-        <w:t>El software de validación (Windows/Office) reporta "Licencia activa" (o muestra el mensaje de éxito correspondiente).</w:t>
-      </w:r>
-    </w:p>
-    <w:p>
-      <w:r>
-        <w:rPr>
-          <w:b/>
-          <w:bCs/>
-        </w:rPr>
         <w:t>Resultado esperado:</w:t>
       </w:r>
     </w:p>
@@ -1193,11 +1310,22 @@
       </w:r>
       <w:proofErr w:type="spellStart"/>
       <w:r>
+        <w:rPr>
+          <w:b/>
+          <w:bCs/>
+        </w:rPr>
         <w:t>multicast</w:t>
       </w:r>
       <w:proofErr w:type="spellEnd"/>
       <w:r>
-        <w:t xml:space="preserve"> se completa sin errores en todos los clientes, independientemente de su subred.</w:t>
+        <w:rPr>
+          <w:b/>
+          <w:bCs/>
+        </w:rPr>
+        <w:t xml:space="preserve"> se completa sin errores</w:t>
+      </w:r>
+      <w:r>
+        <w:t xml:space="preserve"> en todos los clientes, independientemente de su subred.</w:t>
       </w:r>
     </w:p>
     <w:p>
@@ -1209,11 +1337,35 @@
       </w:pPr>
       <w:proofErr w:type="spellStart"/>
       <w:r>
+        <w:rPr>
+          <w:b/>
+          <w:bCs/>
+        </w:rPr>
         <w:t>Postdownload</w:t>
       </w:r>
       <w:proofErr w:type="spellEnd"/>
       <w:r>
-        <w:t>: El unattend.xml se inyecta correctamente. En el primer arranque, Windows no solicita ninguna interacción al técnico y el nombre del equipo es el correcto para cada máquina.</w:t>
+        <w:t xml:space="preserve">: </w:t>
+      </w:r>
+      <w:r>
+        <w:rPr>
+          <w:b/>
+          <w:bCs/>
+        </w:rPr>
+        <w:t>El unattend.xml se inyecta correctamente</w:t>
+      </w:r>
+      <w:r>
+        <w:t>. En el primer arranque, Windows no solicita ninguna interacción al técnico y el nombre del equipo es el correcto para cada máquina.</w:t>
+      </w:r>
+      <w:r>
+        <w:t xml:space="preserve"> </w:t>
+      </w:r>
+      <w:r>
+        <w:rPr>
+          <w:b/>
+          <w:bCs/>
+        </w:rPr>
+        <w:t>El FOG Client se instala automáticamente</w:t>
       </w:r>
     </w:p>
     <w:p>
@@ -1225,11 +1377,21 @@
       </w:pPr>
       <w:proofErr w:type="spellStart"/>
       <w:r>
+        <w:rPr>
+          <w:b/>
+          <w:bCs/>
+        </w:rPr>
         <w:t>Snapins</w:t>
       </w:r>
       <w:proofErr w:type="spellEnd"/>
       <w:r>
-        <w:t xml:space="preserve">: El FOG Client se instala automáticamente. Los </w:t>
+        <w:t>:</w:t>
+      </w:r>
+      <w:r>
+        <w:t xml:space="preserve"> </w:t>
+      </w:r>
+      <w:r>
+        <w:t xml:space="preserve">Los </w:t>
       </w:r>
       <w:proofErr w:type="spellStart"/>
       <w:r>
@@ -1237,15 +1399,10 @@
       </w:r>
       <w:proofErr w:type="spellEnd"/>
       <w:r>
-        <w:t xml:space="preserve"> de </w:t>
-      </w:r>
-      <w:proofErr w:type="spellStart"/>
-      <w:r>
-        <w:t>Chocolatey</w:t>
-      </w:r>
-      <w:proofErr w:type="spellEnd"/>
-      <w:r>
-        <w:t xml:space="preserve"> y Notepad++ se ejecutan en segundo plano. La validación de licencias es exitosa.</w:t>
+        <w:t xml:space="preserve"> se ejecutan en segundo plano. La validación de licencias </w:t>
+      </w:r>
+      <w:r>
+        <w:t>funciona correctamente.</w:t>
       </w:r>
     </w:p>
     <w:p>
@@ -1263,13 +1420,17 @@
         <w:t>Estado final:</w:t>
       </w:r>
       <w:r>
-        <w:t xml:space="preserve"> Todos los equipos del grupo quedan listos para uso educativo con el software y la configuración requerida, sin ninguna intervención manual </w:t>
-      </w:r>
-      <w:proofErr w:type="spellStart"/>
-      <w:r>
-        <w:t>post-despliegue</w:t>
-      </w:r>
-      <w:proofErr w:type="spellEnd"/>
+        <w:t xml:space="preserve"> Todos los equipos del grupo quedan listos para uso</w:t>
+      </w:r>
+      <w:r>
+        <w:t xml:space="preserve">, </w:t>
+      </w:r>
+      <w:r>
+        <w:t>con el software y la configuración requerida, sin ninguna intervención manua</w:t>
+      </w:r>
+      <w:r>
+        <w:t>l</w:t>
+      </w:r>
       <w:r>
         <w:t>.</w:t>
       </w:r>
@@ -1314,7 +1475,7 @@
         <w:t>:</w:t>
       </w:r>
       <w:r>
-        <w:t xml:space="preserve"> Los 3 clientes (uno en cada subred 172.18.x.0/24) recibieron la imagen vía </w:t>
+        <w:t xml:space="preserve"> Los 3 clientes (uno en cada subred) recibieron la imagen vía </w:t>
       </w:r>
       <w:proofErr w:type="spellStart"/>
       <w:r>
@@ -1322,7 +1483,10 @@
       </w:r>
       <w:proofErr w:type="spellEnd"/>
       <w:r>
-        <w:t xml:space="preserve"> simultáneamente. La tarea se completó sin errores ni desincronizaciones.</w:t>
+        <w:t xml:space="preserve"> simultáneamente. La tarea se completó sin errores</w:t>
+      </w:r>
+      <w:r>
+        <w:t>.</w:t>
       </w:r>
     </w:p>
     <w:p>
@@ -1357,23 +1521,7 @@
       </w:r>
       <w:proofErr w:type="spellEnd"/>
       <w:r>
-        <w:t xml:space="preserve"> personalizado (ej. W11-Cliente-01, W11-Cliente-02). Las cuentas </w:t>
-      </w:r>
-      <w:proofErr w:type="spellStart"/>
-      <w:r>
-        <w:t>Alumno_ASIR</w:t>
-      </w:r>
-      <w:proofErr w:type="spellEnd"/>
-      <w:r>
-        <w:t xml:space="preserve"> y </w:t>
-      </w:r>
-      <w:proofErr w:type="spellStart"/>
-      <w:r>
-        <w:t>Alumno_DAM</w:t>
-      </w:r>
-      <w:proofErr w:type="spellEnd"/>
-      <w:r>
-        <w:t xml:space="preserve"> aparecieron en la pantalla de inicio de sesión.</w:t>
+        <w:t xml:space="preserve"> personalizado (ej. W11-Cliente-01, W11-Cliente-02). </w:t>
       </w:r>
     </w:p>
     <w:p>
@@ -1446,7 +1594,10 @@
         </w:numPr>
       </w:pPr>
       <w:r>
-        <w:t>La validación de Windows y Office se completó con éxito, confirmando la comunicación con el servidor KMS (o la validación local configurada).</w:t>
+        <w:t>La validación de Windows y Office se completó</w:t>
+      </w:r>
+      <w:r>
+        <w:t>.</w:t>
       </w:r>
     </w:p>
     <w:p>
@@ -1461,7 +1612,14 @@
           <w:b/>
           <w:bCs/>
         </w:rPr>
-        <w:t>Impacto en el aula:</w:t>
+        <w:t>Resultado final</w:t>
+      </w:r>
+      <w:r>
+        <w:rPr>
+          <w:b/>
+          <w:bCs/>
+        </w:rPr>
+        <w:t>:</w:t>
       </w:r>
       <w:r>
         <w:t xml:space="preserve"> Los equipos del grupo </w:t>
@@ -1474,6 +1632,20 @@
       <w:r>
         <w:t xml:space="preserve"> quedaron completamente operativos tras un único encendido, con todo el software instalado y configurado.</w:t>
       </w:r>
+    </w:p>
+    <w:p>
+      <w:pPr>
+        <w:rPr>
+          <w:b/>
+          <w:bCs/>
+        </w:rPr>
+        <w:sectPr>
+          <w:pgSz w:w="12240" w:h="15840"/>
+          <w:pgMar w:top="1440" w:right="1440" w:bottom="1440" w:left="1440" w:header="708" w:footer="708" w:gutter="0"/>
+          <w:cols w:space="708"/>
+          <w:docGrid w:linePitch="360"/>
+        </w:sectPr>
+      </w:pPr>
     </w:p>
     <w:p>
       <w:r>
@@ -1500,311 +1672,221 @@
         <w:t>Vídeo:</w:t>
       </w:r>
       <w:r>
-        <w:t xml:space="preserve"> “PR-AUT-004 - Despliegue </w:t>
-      </w:r>
-      <w:proofErr w:type="spellStart"/>
-      <w:r>
-        <w:t>Multicast</w:t>
-      </w:r>
-      <w:proofErr w:type="spellEnd"/>
-      <w:r>
-        <w:t xml:space="preserve"> </w:t>
-      </w:r>
-      <w:proofErr w:type="spellStart"/>
-      <w:r>
-        <w:t>Postdownload</w:t>
-      </w:r>
-      <w:proofErr w:type="spellEnd"/>
-      <w:r>
-        <w:t xml:space="preserve"> Scripts y </w:t>
-      </w:r>
-      <w:proofErr w:type="spellStart"/>
-      <w:r>
-        <w:t>Snapins</w:t>
-      </w:r>
-      <w:proofErr w:type="spellEnd"/>
-      <w:r>
-        <w:t xml:space="preserve"> asociados a los hosts” </w:t>
-      </w:r>
+        <w:t xml:space="preserve"> “</w:t>
+      </w:r>
+      <w:hyperlink r:id="rId5" w:history="1">
+        <w:r>
+          <w:rPr>
+            <w:rStyle w:val="Hipervnculo"/>
+            <w:b/>
+            <w:bCs/>
+          </w:rPr>
+          <w:t xml:space="preserve">PR-AUT-004 - Despliegue </w:t>
+        </w:r>
+        <w:proofErr w:type="spellStart"/>
+        <w:r>
+          <w:rPr>
+            <w:rStyle w:val="Hipervnculo"/>
+            <w:b/>
+            <w:bCs/>
+          </w:rPr>
+          <w:t>Multicast</w:t>
+        </w:r>
+        <w:proofErr w:type="spellEnd"/>
+        <w:r>
+          <w:rPr>
+            <w:rStyle w:val="Hipervnculo"/>
+            <w:b/>
+            <w:bCs/>
+          </w:rPr>
+          <w:t xml:space="preserve"> </w:t>
+        </w:r>
+        <w:proofErr w:type="spellStart"/>
+        <w:r>
+          <w:rPr>
+            <w:rStyle w:val="Hipervnculo"/>
+            <w:b/>
+            <w:bCs/>
+          </w:rPr>
+          <w:t>Postdownload</w:t>
+        </w:r>
+        <w:proofErr w:type="spellEnd"/>
+        <w:r>
+          <w:rPr>
+            <w:rStyle w:val="Hipervnculo"/>
+            <w:b/>
+            <w:bCs/>
+          </w:rPr>
+          <w:t xml:space="preserve"> Scripts y </w:t>
+        </w:r>
+        <w:proofErr w:type="spellStart"/>
+        <w:r>
+          <w:rPr>
+            <w:rStyle w:val="Hipervnculo"/>
+            <w:b/>
+            <w:bCs/>
+          </w:rPr>
+          <w:t>Snapins</w:t>
+        </w:r>
+        <w:proofErr w:type="spellEnd"/>
+        <w:r>
+          <w:rPr>
+            <w:rStyle w:val="Hipervnculo"/>
+            <w:b/>
+            <w:bCs/>
+          </w:rPr>
+          <w:t xml:space="preserve"> asociados a los hosts</w:t>
+        </w:r>
+      </w:hyperlink>
+      <w:r>
+        <w:t>”.</w:t>
+      </w:r>
+    </w:p>
+    <w:p>
+      <w:pPr>
+        <w:numPr>
+          <w:ilvl w:val="0"/>
+          <w:numId w:val="10"/>
+        </w:numPr>
+      </w:pPr>
+      <w:r>
+        <w:rPr>
+          <w:b/>
+          <w:bCs/>
+        </w:rPr>
+        <w:t>Ilustraciones:</w:t>
+      </w:r>
+    </w:p>
+    <w:p>
+      <w:pPr>
+        <w:pStyle w:val="Prrafodelista"/>
+        <w:numPr>
+          <w:ilvl w:val="1"/>
+          <w:numId w:val="10"/>
+        </w:numPr>
+      </w:pPr>
+      <w:r>
+        <w:t>Imágenes de configuración de dispositivos de red (</w:t>
+      </w:r>
+      <w:hyperlink w:anchor="_Configuración_de_dispositivos" w:history="1">
+        <w:r>
+          <w:rPr>
+            <w:rStyle w:val="Hipervnculo"/>
+          </w:rPr>
+          <w:t>4.1.6. Configuración de dispositivos de Red</w:t>
+        </w:r>
+      </w:hyperlink>
+      <w:r>
+        <w:t>)</w:t>
+      </w:r>
+    </w:p>
+    <w:p>
+      <w:pPr>
+        <w:numPr>
+          <w:ilvl w:val="1"/>
+          <w:numId w:val="10"/>
+        </w:numPr>
+      </w:pPr>
       <w:r>
         <w:rPr>
           <w:i/>
           <w:iCs/>
         </w:rPr>
-        <w:t xml:space="preserve">(Enlace al vídeo donde se aprecia la secuencia completa: arranque PXE, transmisión </w:t>
-      </w:r>
-      <w:proofErr w:type="spellStart"/>
-      <w:r>
-        <w:rPr>
-          <w:i/>
-          <w:iCs/>
-        </w:rPr>
-        <w:t>multicast</w:t>
-      </w:r>
-      <w:proofErr w:type="spellEnd"/>
-      <w:r>
-        <w:rPr>
-          <w:i/>
-          <w:iCs/>
-        </w:rPr>
-        <w:t xml:space="preserve">, inyección del </w:t>
-      </w:r>
-      <w:proofErr w:type="spellStart"/>
-      <w:r>
-        <w:rPr>
-          <w:i/>
-          <w:iCs/>
-        </w:rPr>
-        <w:t>unattend</w:t>
-      </w:r>
-      <w:proofErr w:type="spellEnd"/>
-      <w:r>
-        <w:rPr>
-          <w:i/>
-          <w:iCs/>
-        </w:rPr>
-        <w:t>, instalación silenciosa de software y validación de licencias)</w:t>
-      </w:r>
+        <w:t>Anexos relacionados:</w:t>
+      </w:r>
+      <w:r>
+        <w:t xml:space="preserve"> </w:t>
+      </w:r>
+      <w:proofErr w:type="spellStart"/>
+      <w:r>
+        <w:t>Postdownload</w:t>
+      </w:r>
+      <w:proofErr w:type="spellEnd"/>
+      <w:r>
+        <w:t xml:space="preserve"> scripts, </w:t>
+      </w:r>
+      <w:proofErr w:type="spellStart"/>
+      <w:r>
+        <w:t>Snapins</w:t>
+      </w:r>
+      <w:proofErr w:type="spellEnd"/>
       <w:r>
         <w:t>.</w:t>
       </w:r>
     </w:p>
     <w:p>
-      <w:pPr>
-        <w:numPr>
-          <w:ilvl w:val="0"/>
-          <w:numId w:val="10"/>
-        </w:numPr>
-      </w:pPr>
-      <w:r>
-        <w:rPr>
-          <w:b/>
-          <w:bCs/>
-        </w:rPr>
-        <w:t>Ilustraciones:</w:t>
-      </w:r>
-    </w:p>
-    <w:p>
-      <w:pPr>
-        <w:numPr>
-          <w:ilvl w:val="1"/>
-          <w:numId w:val="10"/>
-        </w:numPr>
-      </w:pPr>
-      <w:r>
-        <w:t xml:space="preserve">Ilustración 66: Comprobación de ruta </w:t>
-      </w:r>
-      <w:proofErr w:type="spellStart"/>
-      <w:r>
-        <w:t>multicast</w:t>
-      </w:r>
-      <w:proofErr w:type="spellEnd"/>
-      <w:r>
-        <w:t xml:space="preserve"> en R1-ubuntu (</w:t>
-      </w:r>
-      <w:proofErr w:type="spellStart"/>
-      <w:r>
-        <w:t>ip</w:t>
-      </w:r>
-      <w:proofErr w:type="spellEnd"/>
-      <w:r>
-        <w:t xml:space="preserve"> </w:t>
-      </w:r>
-      <w:proofErr w:type="spellStart"/>
-      <w:r>
-        <w:t>mroute</w:t>
-      </w:r>
-      <w:proofErr w:type="spellEnd"/>
-      <w:r>
-        <w:t xml:space="preserve"> </w:t>
-      </w:r>
-      <w:proofErr w:type="gramStart"/>
-      <w:r>
-        <w:t>show</w:t>
-      </w:r>
-      <w:proofErr w:type="gramEnd"/>
-      <w:r>
-        <w:t>).</w:t>
-      </w:r>
-    </w:p>
-    <w:p>
-      <w:pPr>
-        <w:numPr>
-          <w:ilvl w:val="1"/>
-          <w:numId w:val="10"/>
-        </w:numPr>
-      </w:pPr>
-      <w:r>
-        <w:t xml:space="preserve">Ilustración 82: Seguimiento de tarea </w:t>
-      </w:r>
-      <w:proofErr w:type="spellStart"/>
-      <w:r>
-        <w:t>multicast</w:t>
-      </w:r>
-      <w:proofErr w:type="spellEnd"/>
-      <w:r>
-        <w:t xml:space="preserve"> para cada cliente desde la web de FOG.</w:t>
-      </w:r>
-    </w:p>
-    <w:p>
-      <w:pPr>
-        <w:numPr>
-          <w:ilvl w:val="1"/>
-          <w:numId w:val="10"/>
-        </w:numPr>
-      </w:pPr>
-      <w:r>
-        <w:t>Ilustración 138-146: Anexo de Migración (si aplica) o captura de los hosts con el nombre actualizado.</w:t>
-      </w:r>
-    </w:p>
-    <w:p>
-      <w:pPr>
-        <w:numPr>
-          <w:ilvl w:val="1"/>
-          <w:numId w:val="10"/>
-        </w:numPr>
-      </w:pPr>
-      <w:r>
-        <w:rPr>
-          <w:i/>
-          <w:iCs/>
-        </w:rPr>
-        <w:t>Anexos relacionados:</w:t>
-      </w:r>
-      <w:r>
-        <w:t xml:space="preserve"> </w:t>
-      </w:r>
-      <w:proofErr w:type="spellStart"/>
-      <w:r>
+      <w:r>
+        <w:rPr>
+          <w:b/>
+          <w:bCs/>
+        </w:rPr>
+        <w:t>Conclusión técnica:</w:t>
+      </w:r>
+      <w:r>
+        <w:br/>
+        <w:t xml:space="preserve">La integración de las herramientas de automatización de FOG Project ha sido validada con </w:t>
+      </w:r>
+      <w:r>
+        <w:t>esta prueba,</w:t>
+      </w:r>
+      <w:r>
+        <w:t xml:space="preserve"> en un escenario </w:t>
+      </w:r>
+      <w:r>
+        <w:t>de despliegue masivo</w:t>
+      </w:r>
+      <w:r>
+        <w:t xml:space="preserve">. La combinación de </w:t>
+      </w:r>
+      <w:proofErr w:type="spellStart"/>
+      <w:r>
+        <w:rPr>
+          <w:b/>
+          <w:bCs/>
+        </w:rPr>
+        <w:t>Multicast</w:t>
+      </w:r>
+      <w:proofErr w:type="spellEnd"/>
+      <w:r>
+        <w:t xml:space="preserve"> (eficiencia de red), </w:t>
+      </w:r>
+      <w:proofErr w:type="spellStart"/>
+      <w:r>
+        <w:rPr>
+          <w:b/>
+          <w:bCs/>
+        </w:rPr>
         <w:t>Postdownload</w:t>
       </w:r>
       <w:proofErr w:type="spellEnd"/>
       <w:r>
-        <w:t xml:space="preserve"> scripts, </w:t>
-      </w:r>
-      <w:proofErr w:type="spellStart"/>
-      <w:r>
+        <w:rPr>
+          <w:b/>
+          <w:bCs/>
+        </w:rPr>
+        <w:t xml:space="preserve"> scripts</w:t>
+      </w:r>
+      <w:r>
+        <w:t xml:space="preserve"> (personalización </w:t>
+      </w:r>
+      <w:proofErr w:type="spellStart"/>
+      <w:r>
+        <w:t>pre-arranque</w:t>
+      </w:r>
+      <w:proofErr w:type="spellEnd"/>
+      <w:r>
+        <w:t xml:space="preserve"> a nivel de sistema de archivos) y </w:t>
+      </w:r>
+      <w:proofErr w:type="spellStart"/>
+      <w:r>
+        <w:rPr>
+          <w:b/>
+          <w:bCs/>
+        </w:rPr>
         <w:t>Snapins</w:t>
       </w:r>
       <w:proofErr w:type="spellEnd"/>
       <w:r>
-        <w:t>.</w:t>
-      </w:r>
-    </w:p>
-    <w:p>
-      <w:pPr>
-        <w:numPr>
-          <w:ilvl w:val="0"/>
-          <w:numId w:val="10"/>
-        </w:numPr>
-      </w:pPr>
-      <w:r>
-        <w:rPr>
-          <w:b/>
-          <w:bCs/>
-        </w:rPr>
-        <w:t>Logs (servidor y cliente):</w:t>
-      </w:r>
-    </w:p>
-    <w:p>
-      <w:pPr>
-        <w:numPr>
-          <w:ilvl w:val="1"/>
-          <w:numId w:val="10"/>
-        </w:numPr>
-      </w:pPr>
-      <w:r>
-        <w:t xml:space="preserve">Log del servicio FOG </w:t>
-      </w:r>
-      <w:proofErr w:type="spellStart"/>
-      <w:r>
-        <w:t>Multicast</w:t>
-      </w:r>
-      <w:proofErr w:type="spellEnd"/>
-      <w:r>
-        <w:t xml:space="preserve"> Manager en el servidor.</w:t>
-      </w:r>
-    </w:p>
-    <w:p>
-      <w:pPr>
-        <w:numPr>
-          <w:ilvl w:val="1"/>
-          <w:numId w:val="10"/>
-        </w:numPr>
-      </w:pPr>
-      <w:r>
-        <w:t xml:space="preserve">Archivo C:\fog.log en un cliente, mostrando la ejecución exitosa de los </w:t>
-      </w:r>
-      <w:proofErr w:type="spellStart"/>
-      <w:r>
-        <w:t>snapins</w:t>
-      </w:r>
-      <w:proofErr w:type="spellEnd"/>
-      <w:r>
-        <w:t>.</w:t>
-      </w:r>
-    </w:p>
-    <w:p>
-      <w:r>
-        <w:rPr>
-          <w:b/>
-          <w:bCs/>
-        </w:rPr>
-        <w:t>Conclusión técnica:</w:t>
-      </w:r>
-      <w:r>
-        <w:br/>
-        <w:t xml:space="preserve">La integración completa y secuencial de las herramientas de automatización de FOG Project ha sido validada con éxito en un escenario real de despliegue masivo. La combinación de </w:t>
-      </w:r>
-      <w:proofErr w:type="spellStart"/>
-      <w:r>
-        <w:rPr>
-          <w:b/>
-          <w:bCs/>
-        </w:rPr>
-        <w:t>Multicast</w:t>
-      </w:r>
-      <w:proofErr w:type="spellEnd"/>
-      <w:r>
-        <w:t xml:space="preserve"> (eficiencia de red), </w:t>
-      </w:r>
-      <w:proofErr w:type="spellStart"/>
-      <w:r>
-        <w:rPr>
-          <w:b/>
-          <w:bCs/>
-        </w:rPr>
-        <w:t>Postdownload</w:t>
-      </w:r>
-      <w:proofErr w:type="spellEnd"/>
-      <w:r>
-        <w:rPr>
-          <w:b/>
-          <w:bCs/>
-        </w:rPr>
-        <w:t xml:space="preserve"> scripts</w:t>
-      </w:r>
-      <w:r>
-        <w:t xml:space="preserve"> (personalización </w:t>
-      </w:r>
-      <w:proofErr w:type="spellStart"/>
-      <w:r>
-        <w:t>pre-arranque</w:t>
-      </w:r>
-      <w:proofErr w:type="spellEnd"/>
-      <w:r>
-        <w:t xml:space="preserve"> a nivel de sistema de archivos) y </w:t>
-      </w:r>
-      <w:proofErr w:type="spellStart"/>
-      <w:r>
-        <w:rPr>
-          <w:b/>
-          <w:bCs/>
-        </w:rPr>
-        <w:t>Snapins</w:t>
-      </w:r>
-      <w:proofErr w:type="spellEnd"/>
-      <w:r>
         <w:rPr>
           <w:b/>
           <w:bCs/>
@@ -1820,10 +1902,15 @@
       </w:r>
       <w:proofErr w:type="spellEnd"/>
       <w:r>
-        <w:t>) permite un flujo de trabajo "Zero Touch" (sin intervención manual). Esta prueba demuestra que no solo es posible desplegar una imagen a múltiples equipos en diferentes subredes de forma eficiente, sino que además se puede dejar el aula completamente funcional (con nombres de equipo correctos, usuarios creados, software instalado y licencias validadas) en un único ciclo de encendido. Esto mitiga drásticamente los riesgos de error humano y reduce el tiempo de mantenimiento de aulas informáticas a minutos, independientemente del número de equipos.</w:t>
-      </w:r>
-    </w:p>
-    <w:p/>
+        <w:t>) permite</w:t>
+      </w:r>
+      <w:r>
+        <w:t xml:space="preserve"> llevar a cabo tareas de despliegue de sistemas sin apenas intervención física</w:t>
+      </w:r>
+      <w:r>
+        <w:t xml:space="preserve">. </w:t>
+      </w:r>
+    </w:p>
     <w:sectPr>
       <w:pgSz w:w="12240" w:h="15840"/>
       <w:pgMar w:top="1440" w:right="1440" w:bottom="1440" w:left="1440" w:header="708" w:footer="708" w:gutter="0"/>
@@ -2820,6 +2907,155 @@
     </w:lvl>
   </w:abstractNum>
   <w:abstractNum w:abstractNumId="7" w15:restartNumberingAfterBreak="0">
+    <w:nsid w:val="3F2E7E9B"/>
+    <w:multiLevelType w:val="multilevel"/>
+    <w:tmpl w:val="97F0484E"/>
+    <w:lvl w:ilvl="0">
+      <w:start w:val="1"/>
+      <w:numFmt w:val="bullet"/>
+      <w:lvlText w:val=""/>
+      <w:lvlJc w:val="left"/>
+      <w:pPr>
+        <w:tabs>
+          <w:tab w:val="num" w:pos="720"/>
+        </w:tabs>
+        <w:ind w:left="720" w:hanging="360"/>
+      </w:pPr>
+      <w:rPr>
+        <w:rFonts w:ascii="Symbol" w:hAnsi="Symbol" w:hint="default"/>
+        <w:sz w:val="20"/>
+      </w:rPr>
+    </w:lvl>
+    <w:lvl w:ilvl="1">
+      <w:start w:val="1"/>
+      <w:numFmt w:val="bullet"/>
+      <w:lvlText w:val="o"/>
+      <w:lvlJc w:val="left"/>
+      <w:pPr>
+        <w:tabs>
+          <w:tab w:val="num" w:pos="1440"/>
+        </w:tabs>
+        <w:ind w:left="1440" w:hanging="360"/>
+      </w:pPr>
+      <w:rPr>
+        <w:rFonts w:ascii="Courier New" w:hAnsi="Courier New" w:hint="default"/>
+        <w:sz w:val="20"/>
+      </w:rPr>
+    </w:lvl>
+    <w:lvl w:ilvl="2" w:tentative="1">
+      <w:start w:val="1"/>
+      <w:numFmt w:val="bullet"/>
+      <w:lvlText w:val=""/>
+      <w:lvlJc w:val="left"/>
+      <w:pPr>
+        <w:tabs>
+          <w:tab w:val="num" w:pos="2160"/>
+        </w:tabs>
+        <w:ind w:left="2160" w:hanging="360"/>
+      </w:pPr>
+      <w:rPr>
+        <w:rFonts w:ascii="Wingdings" w:hAnsi="Wingdings" w:hint="default"/>
+        <w:sz w:val="20"/>
+      </w:rPr>
+    </w:lvl>
+    <w:lvl w:ilvl="3" w:tentative="1">
+      <w:start w:val="1"/>
+      <w:numFmt w:val="bullet"/>
+      <w:lvlText w:val=""/>
+      <w:lvlJc w:val="left"/>
+      <w:pPr>
+        <w:tabs>
+          <w:tab w:val="num" w:pos="2880"/>
+        </w:tabs>
+        <w:ind w:left="2880" w:hanging="360"/>
+      </w:pPr>
+      <w:rPr>
+        <w:rFonts w:ascii="Wingdings" w:hAnsi="Wingdings" w:hint="default"/>
+        <w:sz w:val="20"/>
+      </w:rPr>
+    </w:lvl>
+    <w:lvl w:ilvl="4" w:tentative="1">
+      <w:start w:val="1"/>
+      <w:numFmt w:val="bullet"/>
+      <w:lvlText w:val=""/>
+      <w:lvlJc w:val="left"/>
+      <w:pPr>
+        <w:tabs>
+          <w:tab w:val="num" w:pos="3600"/>
+        </w:tabs>
+        <w:ind w:left="3600" w:hanging="360"/>
+      </w:pPr>
+      <w:rPr>
+        <w:rFonts w:ascii="Wingdings" w:hAnsi="Wingdings" w:hint="default"/>
+        <w:sz w:val="20"/>
+      </w:rPr>
+    </w:lvl>
+    <w:lvl w:ilvl="5" w:tentative="1">
+      <w:start w:val="1"/>
+      <w:numFmt w:val="bullet"/>
+      <w:lvlText w:val=""/>
+      <w:lvlJc w:val="left"/>
+      <w:pPr>
+        <w:tabs>
+          <w:tab w:val="num" w:pos="4320"/>
+        </w:tabs>
+        <w:ind w:left="4320" w:hanging="360"/>
+      </w:pPr>
+      <w:rPr>
+        <w:rFonts w:ascii="Wingdings" w:hAnsi="Wingdings" w:hint="default"/>
+        <w:sz w:val="20"/>
+      </w:rPr>
+    </w:lvl>
+    <w:lvl w:ilvl="6" w:tentative="1">
+      <w:start w:val="1"/>
+      <w:numFmt w:val="bullet"/>
+      <w:lvlText w:val=""/>
+      <w:lvlJc w:val="left"/>
+      <w:pPr>
+        <w:tabs>
+          <w:tab w:val="num" w:pos="5040"/>
+        </w:tabs>
+        <w:ind w:left="5040" w:hanging="360"/>
+      </w:pPr>
+      <w:rPr>
+        <w:rFonts w:ascii="Wingdings" w:hAnsi="Wingdings" w:hint="default"/>
+        <w:sz w:val="20"/>
+      </w:rPr>
+    </w:lvl>
+    <w:lvl w:ilvl="7" w:tentative="1">
+      <w:start w:val="1"/>
+      <w:numFmt w:val="bullet"/>
+      <w:lvlText w:val=""/>
+      <w:lvlJc w:val="left"/>
+      <w:pPr>
+        <w:tabs>
+          <w:tab w:val="num" w:pos="5760"/>
+        </w:tabs>
+        <w:ind w:left="5760" w:hanging="360"/>
+      </w:pPr>
+      <w:rPr>
+        <w:rFonts w:ascii="Wingdings" w:hAnsi="Wingdings" w:hint="default"/>
+        <w:sz w:val="20"/>
+      </w:rPr>
+    </w:lvl>
+    <w:lvl w:ilvl="8" w:tentative="1">
+      <w:start w:val="1"/>
+      <w:numFmt w:val="bullet"/>
+      <w:lvlText w:val=""/>
+      <w:lvlJc w:val="left"/>
+      <w:pPr>
+        <w:tabs>
+          <w:tab w:val="num" w:pos="6480"/>
+        </w:tabs>
+        <w:ind w:left="6480" w:hanging="360"/>
+      </w:pPr>
+      <w:rPr>
+        <w:rFonts w:ascii="Wingdings" w:hAnsi="Wingdings" w:hint="default"/>
+        <w:sz w:val="20"/>
+      </w:rPr>
+    </w:lvl>
+  </w:abstractNum>
+  <w:abstractNum w:abstractNumId="8" w15:restartNumberingAfterBreak="0">
     <w:nsid w:val="52205788"/>
     <w:multiLevelType w:val="multilevel"/>
     <w:tmpl w:val="A9AEF17C"/>
@@ -2968,7 +3204,7 @@
       </w:rPr>
     </w:lvl>
   </w:abstractNum>
-  <w:abstractNum w:abstractNumId="8" w15:restartNumberingAfterBreak="0">
+  <w:abstractNum w:abstractNumId="9" w15:restartNumberingAfterBreak="0">
     <w:nsid w:val="57B86902"/>
     <w:multiLevelType w:val="multilevel"/>
     <w:tmpl w:val="914A6460"/>
@@ -3117,7 +3353,7 @@
       </w:rPr>
     </w:lvl>
   </w:abstractNum>
-  <w:abstractNum w:abstractNumId="9" w15:restartNumberingAfterBreak="0">
+  <w:abstractNum w:abstractNumId="10" w15:restartNumberingAfterBreak="0">
     <w:nsid w:val="589512EA"/>
     <w:multiLevelType w:val="multilevel"/>
     <w:tmpl w:val="81F07D9E"/>
@@ -3282,7 +3518,7 @@
     <w:abstractNumId w:val="5"/>
   </w:num>
   <w:num w:numId="6" w16cid:durableId="1985503037">
-    <w:abstractNumId w:val="7"/>
+    <w:abstractNumId w:val="8"/>
   </w:num>
   <w:num w:numId="7" w16cid:durableId="1626038245">
     <w:abstractNumId w:val="0"/>
@@ -3291,10 +3527,13 @@
     <w:abstractNumId w:val="3"/>
   </w:num>
   <w:num w:numId="9" w16cid:durableId="1326127814">
+    <w:abstractNumId w:val="10"/>
+  </w:num>
+  <w:num w:numId="10" w16cid:durableId="236403030">
     <w:abstractNumId w:val="9"/>
   </w:num>
-  <w:num w:numId="10" w16cid:durableId="236403030">
-    <w:abstractNumId w:val="8"/>
+  <w:num w:numId="11" w16cid:durableId="772749606">
+    <w:abstractNumId w:val="7"/>
   </w:num>
 </w:numbering>
 </file>
@@ -3904,6 +4143,7 @@
   <w:style w:type="character" w:default="1" w:styleId="Fuentedeprrafopredeter">
     <w:name w:val="Default Paragraph Font"/>
     <w:uiPriority w:val="1"/>
+    <w:semiHidden/>
     <w:unhideWhenUsed/>
   </w:style>
   <w:style w:type="table" w:default="1" w:styleId="Tablanormal">
@@ -4214,6 +4454,29 @@
       <w:smallCaps/>
       <w:color w:val="0F4761" w:themeColor="accent1" w:themeShade="BF"/>
       <w:spacing w:val="5"/>
+    </w:rPr>
+  </w:style>
+  <w:style w:type="character" w:styleId="Hipervnculo">
+    <w:name w:val="Hyperlink"/>
+    <w:basedOn w:val="Fuentedeprrafopredeter"/>
+    <w:uiPriority w:val="99"/>
+    <w:unhideWhenUsed/>
+    <w:rsid w:val="003353D4"/>
+    <w:rPr>
+      <w:color w:val="467886" w:themeColor="hyperlink"/>
+      <w:u w:val="single"/>
+    </w:rPr>
+  </w:style>
+  <w:style w:type="character" w:styleId="Mencinsinresolver">
+    <w:name w:val="Unresolved Mention"/>
+    <w:basedOn w:val="Fuentedeprrafopredeter"/>
+    <w:uiPriority w:val="99"/>
+    <w:semiHidden/>
+    <w:unhideWhenUsed/>
+    <w:rsid w:val="003353D4"/>
+    <w:rPr>
+      <w:color w:val="605E5C"/>
+      <w:shd w:val="clear" w:color="auto" w:fill="E1DFDD"/>
     </w:rPr>
   </w:style>
 </w:styles>
